--- a/courts/eighth-circuit/north-dakota/state/supreme-court/petition-for-rehearing/usage/OUTPUT-petition-for-rehearing.docx
+++ b/courts/eighth-circuit/north-dakota/state/supreme-court/petition-for-rehearing/usage/OUTPUT-petition-for-rehearing.docx
@@ -3044,13 +3044,7 @@
         <w:t xml:space="preserve"> </w:t>
       </w:r>
       <w:r>
-        <w:t xml:space="preserve">Appellants’ Brief, Arguments I, III, and V; Appellants’ Reply Brief, ¶¶ 2</w:t>
-      </w:r>
-      <w:r>
-        <w:noBreakHyphen/>
-      </w:r>
-      <w:r>
-        <w:t xml:space="preserve">7, 26</w:t>
+        <w:t xml:space="preserve">Appellants’ Brief, Arguments I, III, and V; Appellants’ Reply Brief, ¶¶ 2-⁠7, 26</w:t>
       </w:r>
       <w:r>
         <w:noBreakHyphen/>
@@ -3448,174 +3442,144 @@
         <w:t xml:space="preserve">LP v. N.D. Private Investigative &amp; Security Board</w:t>
       </w:r>
       <w:r>
-        <w:t xml:space="preserve">, 2022 ND 85, ¶ 15, 973 N.W.2d 394). N.D.C.C. § 28</w:t>
+        <w:t xml:space="preserve">, 2022 ND 85, ¶ 15, 973 N.W.2d 394). N.D.C.C. § 28-⁠32-⁠28</w:t>
+      </w:r>
+      <w:r>
+        <w:t xml:space="preserve"> </w:t>
+      </w:r>
+      <w:r>
+        <w:t xml:space="preserve">also directs that intervention may be allowed to promote the interests of justice when the petitioner’s legal interests may be substantially affected and intervention will not impair the orderly conduct of the proceeding. Determining whether the PSC misapplied the law in rejecting Appellants’ notice argument necessarily required identifying the law governing the proceeding.</w:t>
+      </w:r>
+    </w:p>
+    <w:p>
+      <w:pPr>
+        <w:pStyle w:val="BodyText"/>
+      </w:pPr>
+      <w:r>
+        <w:t xml:space="preserve">[¶6] The same is true of</w:t>
+      </w:r>
+      <w:r>
+        <w:t xml:space="preserve"> </w:t>
+      </w:r>
+      <w:r>
+        <w:t xml:space="preserve">“good cause.”</w:t>
+      </w:r>
+      <w:r>
+        <w:t xml:space="preserve"> </w:t>
+      </w:r>
+      <w:r>
+        <w:t xml:space="preserve">Under the PSC’s rule, a late intervention petition requires good cause. N.D.A.C. § 69-⁠02-⁠02-⁠05(2).</w:t>
+      </w:r>
+      <w:r>
+        <w:t xml:space="preserve"> </w:t>
+      </w:r>
+      <w:r>
+        <w:t xml:space="preserve">This Court has defined good cause as a showing why intervention should be allowed late</w:t>
+      </w:r>
+      <w:r>
+        <w:t xml:space="preserve"> </w:t>
+      </w:r>
+      <w:r>
+        <w:t xml:space="preserve">“under the circumstances.”</w:t>
+      </w:r>
+      <w:r>
+        <w:t xml:space="preserve"> </w:t>
+      </w:r>
+      <w:r>
+        <w:rPr>
+          <w:i/>
+          <w:iCs/>
+        </w:rPr>
+        <w:t xml:space="preserve">Minn-Kota</w:t>
+      </w:r>
+      <w:r>
+        <w:rPr>
+          <w:i/>
+          <w:iCs/>
+        </w:rPr>
+        <w:t xml:space="preserve"> </w:t>
+      </w:r>
+      <w:r>
+        <w:rPr>
+          <w:i/>
+          <w:iCs/>
+        </w:rPr>
+        <w:t xml:space="preserve">Ag Products, Inc. v. N.D. Public Service Commission</w:t>
+      </w:r>
+      <w:r>
+        <w:t xml:space="preserve">, 2020 ND 12, ¶ 42, 938 N.W.2d 118. The most important disputed circumstance was whether the PSC had selected a statutory process that omitted the notice and hearing protections applicable to this 345-kV transmission facility.</w:t>
+      </w:r>
+    </w:p>
+    <w:p>
+      <w:pPr>
+        <w:pStyle w:val="BodyText"/>
+      </w:pPr>
+      <w:r>
+        <w:t xml:space="preserve">[¶7] Paragraph 17 relies on</w:t>
+      </w:r>
+      <w:r>
+        <w:t xml:space="preserve"> </w:t>
+      </w:r>
+      <w:r>
+        <w:rPr>
+          <w:i/>
+          <w:iCs/>
+        </w:rPr>
+        <w:t xml:space="preserve">Eckre</w:t>
+      </w:r>
+      <w:r>
+        <w:rPr>
+          <w:i/>
+          <w:iCs/>
+        </w:rPr>
+        <w:t xml:space="preserve"> </w:t>
+      </w:r>
+      <w:r>
+        <w:rPr>
+          <w:i/>
+          <w:iCs/>
+        </w:rPr>
+        <w:t xml:space="preserve">v. Public Service Commission</w:t>
+      </w:r>
+      <w:r>
+        <w:t xml:space="preserve">, 247 N.W.2d 656, 664 (N.D. 1976), for the proposition that the reasonableness of notice depends on the</w:t>
+      </w:r>
+      <w:r>
+        <w:t xml:space="preserve"> </w:t>
+      </w:r>
+      <w:r>
+        <w:t xml:space="preserve">“scope and nature of the hearing.”</w:t>
+      </w:r>
+      <w:r>
+        <w:t xml:space="preserve"> </w:t>
+      </w:r>
+      <w:r>
+        <w:t xml:space="preserve">But the scope and nature of the legally required hearing was the very issue the Court declined to decide.</w:t>
+      </w:r>
+    </w:p>
+    <w:p>
+      <w:pPr>
+        <w:pStyle w:val="BodyText"/>
+      </w:pPr>
+      <w:r>
+        <w:t xml:space="preserve">[¶8] If Chapter 49</w:t>
       </w:r>
       <w:r>
         <w:noBreakHyphen/>
       </w:r>
       <w:r>
-        <w:t xml:space="preserve">32</w:t>
+        <w:t xml:space="preserve">03</w:t>
+      </w:r>
+      <w:r>
+        <w:t xml:space="preserve"> </w:t>
+      </w:r>
+      <w:r>
+        <w:t xml:space="preserve">supplied the governing framework, publication notice may have been the applicable statutory procedure. If Chapter 49</w:t>
       </w:r>
       <w:r>
         <w:noBreakHyphen/>
       </w:r>
       <w:r>
-        <w:t xml:space="preserve">28</w:t>
-      </w:r>
-      <w:r>
-        <w:t xml:space="preserve"> </w:t>
-      </w:r>
-      <w:r>
-        <w:t xml:space="preserve">also directs that intervention may be allowed to promote the interests of justice when the petitioner’s legal interests may be substantially affected and intervention will not impair the orderly conduct of the proceeding. Determining whether the PSC misapplied the law in rejecting Appellants’ notice argument necessarily required identifying the law governing the proceeding.</w:t>
-      </w:r>
-    </w:p>
-    <w:p>
-      <w:pPr>
-        <w:pStyle w:val="BodyText"/>
-      </w:pPr>
-      <w:r>
-        <w:t xml:space="preserve">[¶6] The same is true of</w:t>
-      </w:r>
-      <w:r>
-        <w:t xml:space="preserve"> </w:t>
-      </w:r>
-      <w:r>
-        <w:t xml:space="preserve">“good cause.”</w:t>
-      </w:r>
-      <w:r>
-        <w:t xml:space="preserve"> </w:t>
-      </w:r>
-      <w:r>
-        <w:t xml:space="preserve">Under the PSC’s rule, a late intervention petition requires good cause. N.D.A.C. § 69</w:t>
-      </w:r>
-      <w:r>
-        <w:noBreakHyphen/>
-      </w:r>
-      <w:r>
-        <w:t xml:space="preserve">02</w:t>
-      </w:r>
-      <w:r>
-        <w:noBreakHyphen/>
-      </w:r>
-      <w:r>
-        <w:t xml:space="preserve">02</w:t>
-      </w:r>
-      <w:r>
-        <w:noBreakHyphen/>
-      </w:r>
-      <w:r>
-        <w:t xml:space="preserve">05(2).</w:t>
-      </w:r>
-      <w:r>
-        <w:t xml:space="preserve"> </w:t>
-      </w:r>
-      <w:r>
-        <w:t xml:space="preserve">This Court has defined good cause as a showing why intervention should be allowed late</w:t>
-      </w:r>
-      <w:r>
-        <w:t xml:space="preserve"> </w:t>
-      </w:r>
-      <w:r>
-        <w:t xml:space="preserve">“under the circumstances.”</w:t>
-      </w:r>
-      <w:r>
-        <w:t xml:space="preserve"> </w:t>
-      </w:r>
-      <w:r>
-        <w:rPr>
-          <w:i/>
-          <w:iCs/>
-        </w:rPr>
-        <w:t xml:space="preserve">Minn-Kota</w:t>
-      </w:r>
-      <w:r>
-        <w:rPr>
-          <w:i/>
-          <w:iCs/>
-        </w:rPr>
-        <w:t xml:space="preserve"> </w:t>
-      </w:r>
-      <w:r>
-        <w:rPr>
-          <w:i/>
-          <w:iCs/>
-        </w:rPr>
-        <w:t xml:space="preserve">Ag Products, Inc. v. N.D. Public Service Commission</w:t>
-      </w:r>
-      <w:r>
-        <w:t xml:space="preserve">, 2020 ND 12, ¶ 42, 938 N.W.2d 118. The most important disputed circumstance was whether the PSC had selected a statutory process that omitted the notice and hearing protections applicable to this 345-kV transmission facility.</w:t>
-      </w:r>
-    </w:p>
-    <w:p>
-      <w:pPr>
-        <w:pStyle w:val="BodyText"/>
-      </w:pPr>
-      <w:r>
-        <w:t xml:space="preserve">[¶7] Paragraph 17 relies on</w:t>
-      </w:r>
-      <w:r>
-        <w:t xml:space="preserve"> </w:t>
-      </w:r>
-      <w:r>
-        <w:rPr>
-          <w:i/>
-          <w:iCs/>
-        </w:rPr>
-        <w:t xml:space="preserve">Eckre</w:t>
-      </w:r>
-      <w:r>
-        <w:rPr>
-          <w:i/>
-          <w:iCs/>
-        </w:rPr>
-        <w:t xml:space="preserve"> </w:t>
-      </w:r>
-      <w:r>
-        <w:rPr>
-          <w:i/>
-          <w:iCs/>
-        </w:rPr>
-        <w:t xml:space="preserve">v. Public Service Commission</w:t>
-      </w:r>
-      <w:r>
-        <w:t xml:space="preserve">, 247 N.W.2d 656, 664 (N.D. 1976), for the proposition that the reasonableness of notice depends on the</w:t>
-      </w:r>
-      <w:r>
-        <w:t xml:space="preserve"> </w:t>
-      </w:r>
-      <w:r>
-        <w:t xml:space="preserve">“scope and nature of the hearing.”</w:t>
-      </w:r>
-      <w:r>
-        <w:t xml:space="preserve"> </w:t>
-      </w:r>
-      <w:r>
-        <w:t xml:space="preserve">But the scope and nature of the legally required hearing was the very issue the Court declined to decide.</w:t>
-      </w:r>
-    </w:p>
-    <w:p>
-      <w:pPr>
-        <w:pStyle w:val="BodyText"/>
-      </w:pPr>
-      <w:r>
-        <w:t xml:space="preserve">[¶8] If Chapter 49</w:t>
-      </w:r>
-      <w:r>
-        <w:noBreakHyphen/>
-      </w:r>
-      <w:r>
-        <w:t xml:space="preserve">03</w:t>
-      </w:r>
-      <w:r>
-        <w:t xml:space="preserve"> </w:t>
-      </w:r>
-      <w:r>
-        <w:t xml:space="preserve">supplied the governing framework, publication notice may have been the applicable statutory procedure. If Chapter 49</w:t>
-      </w:r>
-      <w:r>
-        <w:noBreakHyphen/>
-      </w:r>
-      <w:r>
         <w:t xml:space="preserve">22</w:t>
       </w:r>
       <w:r>
@@ -3638,19 +3602,7 @@
         <w:t xml:space="preserve"> </w:t>
       </w:r>
       <w:r>
-        <w:t xml:space="preserve">N.D.C.C. §§ 49</w:t>
-      </w:r>
-      <w:r>
-        <w:noBreakHyphen/>
-      </w:r>
-      <w:r>
-        <w:t xml:space="preserve">22</w:t>
-      </w:r>
-      <w:r>
-        <w:noBreakHyphen/>
-      </w:r>
-      <w:r>
-        <w:t xml:space="preserve">08</w:t>
+        <w:t xml:space="preserve">N.D.C.C. §§ 49-⁠22-⁠08</w:t>
       </w:r>
       <w:r>
         <w:t xml:space="preserve"> </w:t>
@@ -4122,13 +4074,7 @@
         <w:t xml:space="preserve">Wano Township</w:t>
       </w:r>
       <w:r>
-        <w:t xml:space="preserve">, ¶¶ 7</w:t>
-      </w:r>
-      <w:r>
-        <w:noBreakHyphen/>
-      </w:r>
-      <w:r>
-        <w:t xml:space="preserve">9;</w:t>
+        <w:t xml:space="preserve">, ¶¶ 7-⁠9;</w:t>
       </w:r>
       <w:r>
         <w:t xml:space="preserve"> </w:t>
@@ -6004,6 +5950,7 @@
     <w:unhideWhenUsed/>
     <w:qFormat/>
     <w:pPr>
+      <w:keepLines/>
       <w:spacing w:before="0" w:after="140" w:line="552" w:lineRule="exact"/>
     </w:pPr>
     <w:rPr>
@@ -6254,6 +6201,33 @@
     <w:pPr>
       <w:spacing w:before="0" w:after="0" w:line="276" w:lineRule="exact"/>
       <w:ind w:left="2160" w:hanging="720"/>
+    </w:pPr>
+  </w:style>
+  <w:style w:type="paragraph" w:customStyle="1" w:styleId="XdQuoteList1">
+    <w:name w:val="Xd Quote List 1"/>
+    <w:basedOn w:val="Normal"/>
+    <w:qFormat/>
+    <w:pPr>
+      <w:spacing w:before="0" w:after="0" w:line="276" w:lineRule="exact"/>
+      <w:ind w:left="1440" w:right="720" w:hanging="720"/>
+    </w:pPr>
+  </w:style>
+  <w:style w:type="paragraph" w:customStyle="1" w:styleId="XdQuoteList2">
+    <w:name w:val="Xd Quote List 2"/>
+    <w:basedOn w:val="Normal"/>
+    <w:qFormat/>
+    <w:pPr>
+      <w:spacing w:before="0" w:after="0" w:line="276" w:lineRule="exact"/>
+      <w:ind w:left="2160" w:right="720" w:hanging="720"/>
+    </w:pPr>
+  </w:style>
+  <w:style w:type="paragraph" w:customStyle="1" w:styleId="XdQuoteList3">
+    <w:name w:val="Xd Quote List 3"/>
+    <w:basedOn w:val="Normal"/>
+    <w:qFormat/>
+    <w:pPr>
+      <w:spacing w:before="0" w:after="0" w:line="276" w:lineRule="exact"/>
+      <w:ind w:left="2880" w:right="720" w:hanging="720"/>
     </w:pPr>
   </w:style>
   <w:style w:type="paragraph" w:customStyle="1" w:styleId="SourceCode">

--- a/courts/eighth-circuit/north-dakota/state/supreme-court/petition-for-rehearing/usage/OUTPUT-petition-for-rehearing.docx
+++ b/courts/eighth-circuit/north-dakota/state/supreme-court/petition-for-rehearing/usage/OUTPUT-petition-for-rehearing.docx
@@ -223,11 +223,7 @@
           <w:b/>
           <w:bCs/>
         </w:rPr>
-        <w:t xml:space="preserve">08</w:t>
-        <w:noBreakHyphen/>
-        <w:t xml:space="preserve">2025-CV</w:t>
-        <w:noBreakHyphen/>
-        <w:t xml:space="preserve">02068</w:t>
+        <w:t xml:space="preserve">08-⁠2025-CV-⁠02068</w:t>
       </w:r>
     </w:p>
     <w:p>
@@ -1080,9 +1076,7 @@
               <w:t xml:space="preserve"> </w:t>
             </w:r>
             <w:r>
-              <w:t xml:space="preserve">255</w:t>
-              <w:noBreakHyphen/>
-              <w:t xml:space="preserve">2010</w:t>
+              <w:t xml:space="preserve">255-⁠2010</w:t>
             </w:r>
           </w:p>
           <w:p>
@@ -1256,9 +1250,7 @@
               <w:t xml:space="preserve"> </w:t>
             </w:r>
             <w:r>
-              <w:t xml:space="preserve">573</w:t>
-              <w:noBreakHyphen/>
-              <w:t xml:space="preserve">3669</w:t>
+              <w:t xml:space="preserve">573-⁠3669</w:t>
             </w:r>
           </w:p>
           <w:p>
@@ -1624,9 +1616,7 @@
         <w:t xml:space="preserve"> </w:t>
       </w:r>
       <w:r>
-        <w:t xml:space="preserve">catch</w:t>
-        <w:noBreakHyphen/>
-        <w:t xml:space="preserve">22</w:t>
+        <w:t xml:space="preserve">catch-⁠22</w:t>
       </w:r>
       <w:r>
         <w:t xml:space="preserve"> </w:t>
@@ -2654,11 +2644,7 @@
         <w:t xml:space="preserve"> </w:t>
       </w:r>
       <w:r>
-        <w:t xml:space="preserve">28</w:t>
-        <w:noBreakHyphen/>
-        <w:t xml:space="preserve">32</w:t>
-        <w:noBreakHyphen/>
-        <w:t xml:space="preserve">28</w:t>
+        <w:t xml:space="preserve">28-⁠32-⁠28</w:t>
       </w:r>
       <w:r>
         <w:t xml:space="preserve">   </w:t>
@@ -2692,9 +2678,7 @@
         <w:t xml:space="preserve"> </w:t>
       </w:r>
       <w:r>
-        <w:t xml:space="preserve">49</w:t>
-        <w:noBreakHyphen/>
-        <w:t xml:space="preserve">03</w:t>
+        <w:t xml:space="preserve">49-⁠03</w:t>
       </w:r>
       <w:r>
         <w:t xml:space="preserve">   </w:t>
@@ -2728,9 +2712,7 @@
         <w:t xml:space="preserve"> </w:t>
       </w:r>
       <w:r>
-        <w:t xml:space="preserve">49</w:t>
-        <w:noBreakHyphen/>
-        <w:t xml:space="preserve">22</w:t>
+        <w:t xml:space="preserve">49-⁠22</w:t>
       </w:r>
       <w:r>
         <w:t xml:space="preserve">   </w:t>
@@ -2764,19 +2746,13 @@
         <w:t xml:space="preserve"> </w:t>
       </w:r>
       <w:r>
-        <w:t xml:space="preserve">49</w:t>
-        <w:noBreakHyphen/>
-        <w:t xml:space="preserve">22</w:t>
-        <w:noBreakHyphen/>
-        <w:t xml:space="preserve">08,</w:t>
-      </w:r>
-      <w:r>
-        <w:t xml:space="preserve"> </w:t>
-      </w:r>
-      <w:r>
-        <w:t xml:space="preserve"/>
-        <w:noBreakHyphen/>
-        <w:t xml:space="preserve">09</w:t>
+        <w:t xml:space="preserve">49-⁠22-⁠08,</w:t>
+      </w:r>
+      <w:r>
+        <w:t xml:space="preserve"> </w:t>
+      </w:r>
+      <w:r>
+        <w:t xml:space="preserve">-⁠09</w:t>
       </w:r>
       <w:r>
         <w:t xml:space="preserve">   </w:t>
@@ -2810,13 +2786,7 @@
         <w:t xml:space="preserve"> </w:t>
       </w:r>
       <w:r>
-        <w:t xml:space="preserve">69</w:t>
-        <w:noBreakHyphen/>
-        <w:t xml:space="preserve">02</w:t>
-        <w:noBreakHyphen/>
-        <w:t xml:space="preserve">02</w:t>
-        <w:noBreakHyphen/>
-        <w:t xml:space="preserve">05(2)</w:t>
+        <w:t xml:space="preserve">69-⁠02-⁠02-⁠05(2)</w:t>
       </w:r>
       <w:r>
         <w:t xml:space="preserve">   </w:t>
@@ -2925,25 +2895,13 @@
         <w:pStyle w:val="BodyText"/>
       </w:pPr>
       <w:r>
-        <w:t xml:space="preserve">[¶1] Whether the Court overlooked or misapprehended the need to determine whether Chapter 49</w:t>
-      </w:r>
-      <w:r>
-        <w:noBreakHyphen/>
-      </w:r>
-      <w:r>
-        <w:t xml:space="preserve">22</w:t>
-      </w:r>
-      <w:r>
-        <w:t xml:space="preserve"> </w:t>
-      </w:r>
-      <w:r>
-        <w:t xml:space="preserve">or Chapter 49</w:t>
-      </w:r>
-      <w:r>
-        <w:noBreakHyphen/>
-      </w:r>
-      <w:r>
-        <w:t xml:space="preserve">03</w:t>
+        <w:t xml:space="preserve">[¶1] Whether the Court overlooked or misapprehended the need to determine whether Chapter 49-⁠22</w:t>
+      </w:r>
+      <w:r>
+        <w:t xml:space="preserve"> </w:t>
+      </w:r>
+      <w:r>
+        <w:t xml:space="preserve">or Chapter 49-⁠03</w:t>
       </w:r>
       <w:r>
         <w:t xml:space="preserve"> </w:t>
@@ -2963,13 +2921,7 @@
         <w:t xml:space="preserve"> </w:t>
       </w:r>
       <w:r>
-        <w:t xml:space="preserve">because the opinion’s standing and intervention holdings create a procedural catch</w:t>
-      </w:r>
-      <w:r>
-        <w:noBreakHyphen/>
-      </w:r>
-      <w:r>
-        <w:t xml:space="preserve">22 that the Court did not address. This petition does not attempt to repeat every statutory and merits argument presented in Appellants’ briefs. It identifies a discrete flaw in the reasoning of paragraphs 11, 16, and 17.</w:t>
+        <w:t xml:space="preserve">because the opinion’s standing and intervention holdings create a procedural catch-⁠22 that the Court did not address. This petition does not attempt to repeat every statutory and merits argument presented in Appellants’ briefs. It identifies a discrete flaw in the reasoning of paragraphs 11, 16, and 17.</w:t>
       </w:r>
     </w:p>
     <w:p>
@@ -3004,25 +2956,13 @@
         <w:t xml:space="preserve">v. N.D. Pub. Serv. Comm’n</w:t>
       </w:r>
       <w:r>
-        <w:t xml:space="preserve">, 2026 ND 146, ¶ 11. Appellants’ explanation for that nonparticipation was that the PSC used Chapter 49</w:t>
-      </w:r>
-      <w:r>
-        <w:noBreakHyphen/>
-      </w:r>
-      <w:r>
-        <w:t xml:space="preserve">03,</w:t>
-      </w:r>
-      <w:r>
-        <w:t xml:space="preserve"> </w:t>
-      </w:r>
-      <w:r>
-        <w:t xml:space="preserve">with publication notice, rather than Chapter 49</w:t>
-      </w:r>
-      <w:r>
-        <w:noBreakHyphen/>
-      </w:r>
-      <w:r>
-        <w:t xml:space="preserve">22,</w:t>
+        <w:t xml:space="preserve">, 2026 ND 146, ¶ 11. Appellants’ explanation for that nonparticipation was that the PSC used Chapter 49-⁠03,</w:t>
+      </w:r>
+      <w:r>
+        <w:t xml:space="preserve"> </w:t>
+      </w:r>
+      <w:r>
+        <w:t xml:space="preserve">with publication notice, rather than Chapter 49-⁠22,</w:t>
       </w:r>
       <w:r>
         <w:t xml:space="preserve"> </w:t>
@@ -3044,13 +2984,7 @@
         <w:t xml:space="preserve"> </w:t>
       </w:r>
       <w:r>
-        <w:t xml:space="preserve">Appellants’ Brief, Arguments I, III, and V; Appellants’ Reply Brief, ¶¶ 2-⁠7, 26</w:t>
-      </w:r>
-      <w:r>
-        <w:noBreakHyphen/>
-      </w:r>
-      <w:r>
-        <w:t xml:space="preserve">34.</w:t>
+        <w:t xml:space="preserve">Appellants’ Brief, Arguments I, III, and V; Appellants’ Reply Brief, ¶¶ 2-⁠7, 26-⁠34.</w:t>
       </w:r>
     </w:p>
     <w:p>
@@ -3562,25 +3496,13 @@
         <w:pStyle w:val="BodyText"/>
       </w:pPr>
       <w:r>
-        <w:t xml:space="preserve">[¶8] If Chapter 49</w:t>
-      </w:r>
-      <w:r>
-        <w:noBreakHyphen/>
-      </w:r>
-      <w:r>
-        <w:t xml:space="preserve">03</w:t>
-      </w:r>
-      <w:r>
-        <w:t xml:space="preserve"> </w:t>
-      </w:r>
-      <w:r>
-        <w:t xml:space="preserve">supplied the governing framework, publication notice may have been the applicable statutory procedure. If Chapter 49</w:t>
-      </w:r>
-      <w:r>
-        <w:noBreakHyphen/>
-      </w:r>
-      <w:r>
-        <w:t xml:space="preserve">22</w:t>
+        <w:t xml:space="preserve">[¶8] If Chapter 49-⁠03</w:t>
+      </w:r>
+      <w:r>
+        <w:t xml:space="preserve"> </w:t>
+      </w:r>
+      <w:r>
+        <w:t xml:space="preserve">supplied the governing framework, publication notice may have been the applicable statutory procedure. If Chapter 49-⁠22</w:t>
       </w:r>
       <w:r>
         <w:t xml:space="preserve"> </w:t>
@@ -3608,19 +3530,7 @@
         <w:t xml:space="preserve"> </w:t>
       </w:r>
       <w:r>
-        <w:t xml:space="preserve">and 49</w:t>
-      </w:r>
-      <w:r>
-        <w:noBreakHyphen/>
-      </w:r>
-      <w:r>
-        <w:t xml:space="preserve">22</w:t>
-      </w:r>
-      <w:r>
-        <w:noBreakHyphen/>
-      </w:r>
-      <w:r>
-        <w:t xml:space="preserve">09.</w:t>
+        <w:t xml:space="preserve">and 49-⁠22-⁠09.</w:t>
       </w:r>
     </w:p>
     <w:p>
@@ -3640,25 +3550,13 @@
         <w:t xml:space="preserve"> </w:t>
       </w:r>
       <w:r>
-        <w:t xml:space="preserve">of the Chapter 49</w:t>
-      </w:r>
-      <w:r>
-        <w:noBreakHyphen/>
-      </w:r>
-      <w:r>
-        <w:t xml:space="preserve">03</w:t>
-      </w:r>
-      <w:r>
-        <w:t xml:space="preserve"> </w:t>
-      </w:r>
-      <w:r>
-        <w:t xml:space="preserve">proceeding as determining whether the project served the public interest and concludes that publication notice was consistent with that purpose. But that reasoning assumes that the PSC could lawfully conduct the public-need determination under Chapter 49</w:t>
-      </w:r>
-      <w:r>
-        <w:noBreakHyphen/>
-      </w:r>
-      <w:r>
-        <w:t xml:space="preserve">03.</w:t>
+        <w:t xml:space="preserve">of the Chapter 49-⁠03</w:t>
+      </w:r>
+      <w:r>
+        <w:t xml:space="preserve"> </w:t>
+      </w:r>
+      <w:r>
+        <w:t xml:space="preserve">proceeding as determining whether the project served the public interest and concludes that publication notice was consistent with that purpose. But that reasoning assumes that the PSC could lawfully conduct the public-need determination under Chapter 49-⁠03.</w:t>
       </w:r>
       <w:r>
         <w:t xml:space="preserve"> </w:t>
@@ -3680,13 +3578,7 @@
         <w:pStyle w:val="BodyText"/>
       </w:pPr>
       <w:r>
-        <w:t xml:space="preserve">[¶11] The Court did not need to decide every question concerning the ultimate validity of the CPCN to resolve the intervention appeal. It could determine whether Chapter 49</w:t>
-      </w:r>
-      <w:r>
-        <w:noBreakHyphen/>
-      </w:r>
-      <w:r>
-        <w:t xml:space="preserve">22</w:t>
+        <w:t xml:space="preserve">[¶11] The Court did not need to decide every question concerning the ultimate validity of the CPCN to resolve the intervention appeal. It could determine whether Chapter 49-⁠22</w:t>
       </w:r>
       <w:r>
         <w:t xml:space="preserve"> </w:t>
@@ -3849,9 +3741,7 @@
           <w:b/>
           <w:bCs/>
         </w:rPr>
-        <w:t xml:space="preserve">catch</w:t>
-        <w:noBreakHyphen/>
-        <w:t xml:space="preserve">22</w:t>
+        <w:t xml:space="preserve">catch-⁠22</w:t>
       </w:r>
       <w:r>
         <w:rPr>
@@ -4119,13 +4009,7 @@
         <w:pStyle w:val="BodyText"/>
       </w:pPr>
       <w:r>
-        <w:t xml:space="preserve">(c) whether Chapter 49</w:t>
-      </w:r>
-      <w:r>
-        <w:noBreakHyphen/>
-      </w:r>
-      <w:r>
-        <w:t xml:space="preserve">22</w:t>
+        <w:t xml:space="preserve">(c) whether Chapter 49-⁠22</w:t>
       </w:r>
       <w:r>
         <w:t xml:space="preserve"> </w:t>
@@ -4147,13 +4031,7 @@
         <w:pStyle w:val="BodyText"/>
       </w:pPr>
       <w:r>
-        <w:t xml:space="preserve">[¶16] That is the procedural catch</w:t>
-      </w:r>
-      <w:r>
-        <w:noBreakHyphen/>
-      </w:r>
-      <w:r>
-        <w:t xml:space="preserve">22. Appellants were denied review for failing to participate, without the Court deciding whether the process selected by the PSC deprived them of the notice and meaningful opportunity necessary to participate.</w:t>
+        <w:t xml:space="preserve">[¶16] That is the procedural catch-⁠22. Appellants were denied review for failing to participate, without the Court deciding whether the process selected by the PSC deprived them of the notice and meaningful opportunity necessary to participate.</w:t>
       </w:r>
     </w:p>
     <w:p>
@@ -4469,13 +4347,7 @@
         <w:pStyle w:val="BodyText"/>
       </w:pPr>
       <w:r>
-        <w:t xml:space="preserve">[¶22] Paragraph 17 states that Appellants may advance their claims when defects in the CPCN process affect their individual interests or due-process rights in the future. But before the opinion issued, Appellants advised the Court that the Chapter 49</w:t>
-      </w:r>
-      <w:r>
-        <w:noBreakHyphen/>
-      </w:r>
-      <w:r>
-        <w:t xml:space="preserve">22</w:t>
+        <w:t xml:space="preserve">[¶22] Paragraph 17 states that Appellants may advance their claims when defects in the CPCN process affect their individual interests or due-process rights in the future. But before the opinion issued, Appellants advised the Court that the Chapter 49-⁠22</w:t>
       </w:r>
       <w:r>
         <w:t xml:space="preserve"> </w:t>
@@ -4505,25 +4377,13 @@
         <w:pStyle w:val="BodyText"/>
       </w:pPr>
       <w:r>
-        <w:t xml:space="preserve">[¶23] Paragraphs 16 and 17 nevertheless leave the underlying statutory question unresolved while permitting the CPCN to retain operative effect. If the CPCN is treated in the Chapter 49</w:t>
-      </w:r>
-      <w:r>
-        <w:noBreakHyphen/>
-      </w:r>
-      <w:r>
-        <w:t xml:space="preserve">22</w:t>
-      </w:r>
-      <w:r>
-        <w:t xml:space="preserve"> </w:t>
-      </w:r>
-      <w:r>
-        <w:t xml:space="preserve">proceeding as conclusive or substitute proof of need, Appellants remain subject to the consequences of the disputed Chapter 49</w:t>
-      </w:r>
-      <w:r>
-        <w:noBreakHyphen/>
-      </w:r>
-      <w:r>
-        <w:t xml:space="preserve">03</w:t>
+        <w:t xml:space="preserve">[¶23] Paragraphs 16 and 17 nevertheless leave the underlying statutory question unresolved while permitting the CPCN to retain operative effect. If the CPCN is treated in the Chapter 49-⁠22</w:t>
+      </w:r>
+      <w:r>
+        <w:t xml:space="preserve"> </w:t>
+      </w:r>
+      <w:r>
+        <w:t xml:space="preserve">proceeding as conclusive or substitute proof of need, Appellants remain subject to the consequences of the disputed Chapter 49-⁠03</w:t>
       </w:r>
       <w:r>
         <w:t xml:space="preserve"> </w:t>
@@ -4858,9 +4718,7 @@
                     <w:t xml:space="preserve"> </w:t>
                   </w:r>
                   <w:r>
-                    <w:t xml:space="preserve">255</w:t>
-                    <w:noBreakHyphen/>
-                    <w:t xml:space="preserve">2010</w:t>
+                    <w:t xml:space="preserve">255-⁠2010</w:t>
                   </w:r>
                 </w:p>
                 <w:p>
@@ -5089,9 +4947,7 @@
                     <w:t xml:space="preserve"> </w:t>
                   </w:r>
                   <w:r>
-                    <w:t xml:space="preserve">573</w:t>
-                    <w:noBreakHyphen/>
-                    <w:t xml:space="preserve">3669</w:t>
+                    <w:t xml:space="preserve">573-⁠3669</w:t>
                   </w:r>
                 </w:p>
                 <w:p>
@@ -5951,7 +5807,7 @@
     <w:qFormat/>
     <w:pPr>
       <w:keepLines/>
-      <w:spacing w:before="0" w:after="140" w:line="552" w:lineRule="exact"/>
+      <w:spacing w:before="46" w:after="140" w:line="552" w:lineRule="exact"/>
     </w:pPr>
     <w:rPr>
       <w:sz w:val="24"/>
